--- a/reports/Lab8.docx
+++ b/reports/Lab8.docx
@@ -2529,8 +2529,6 @@
         </w:rPr>
         <w:t>cd lab8\blog</w:t>
       </w:r>
-      <w:bookmarkStart w:id="13" w:name="_GoBack"/>
-      <w:bookmarkEnd w:id="13"/>
       <w:r>
         <w:rPr>
           <w:rFonts w:hint="default" w:ascii="Consolas" w:hAnsi="Consolas" w:cs="Consolas"/>
@@ -4747,7 +4745,7 @@
         <w:adjustRightInd/>
         <w:snapToGrid/>
         <w:spacing w:after="0" w:line="360" w:lineRule="auto"/>
-        <w:ind w:left="140" w:hanging="140" w:hangingChars="50"/>
+        <w:ind w:left="140" w:hanging="110" w:hangingChars="50"/>
         <w:textAlignment w:val="auto"/>
         <w:rPr>
           <w:rFonts w:hint="default" w:ascii="Times New Roman" w:hAnsi="Times New Roman" w:cs="Times New Roman"/>
@@ -4756,16 +4754,11 @@
         </w:rPr>
       </w:pPr>
       <w:r>
-        <w:rPr>
-          <w:rFonts w:hint="default" w:ascii="Times New Roman" w:hAnsi="Times New Roman" w:cs="Times New Roman"/>
-          <w:sz w:val="28"/>
-          <w:szCs w:val="28"/>
-        </w:rPr>
         <w:drawing>
           <wp:inline distT="0" distB="0" distL="114300" distR="114300">
-            <wp:extent cx="5485765" cy="3034030"/>
-            <wp:effectExtent l="0" t="0" r="635" b="1270"/>
-            <wp:docPr id="6" name="Изображение 6"/>
+            <wp:extent cx="5486400" cy="2508885"/>
+            <wp:effectExtent l="0" t="0" r="0" b="5715"/>
+            <wp:docPr id="11" name="Изображение 1"/>
             <wp:cNvGraphicFramePr>
               <a:graphicFrameLocks xmlns:a="http://schemas.openxmlformats.org/drawingml/2006/main" noChangeAspect="1"/>
             </wp:cNvGraphicFramePr>
@@ -4773,7 +4766,7 @@
               <a:graphicData uri="http://schemas.openxmlformats.org/drawingml/2006/picture">
                 <pic:pic xmlns:pic="http://schemas.openxmlformats.org/drawingml/2006/picture">
                   <pic:nvPicPr>
-                    <pic:cNvPr id="6" name="Изображение 6"/>
+                    <pic:cNvPr id="11" name="Изображение 1"/>
                     <pic:cNvPicPr>
                       <a:picLocks noChangeAspect="1"/>
                     </pic:cNvPicPr>
@@ -4787,7 +4780,7 @@
                   <pic:spPr>
                     <a:xfrm>
                       <a:off x="0" y="0"/>
-                      <a:ext cx="5485765" cy="3034030"/>
+                      <a:ext cx="5486400" cy="2508885"/>
                     </a:xfrm>
                     <a:prstGeom prst="rect">
                       <a:avLst/>
@@ -5164,18 +5157,26 @@
         <w:spacing w:after="0" w:line="360" w:lineRule="auto"/>
         <w:textAlignment w:val="auto"/>
         <w:rPr>
+          <w:rFonts w:hint="default" w:ascii="Consolas" w:hAnsi="Consolas"/>
+          <w:sz w:val="20"/>
+          <w:szCs w:val="20"/>
+        </w:rPr>
+      </w:pPr>
+      <w:r>
+        <w:rPr>
           <w:rFonts w:hint="default" w:ascii="Consolas" w:hAnsi="Consolas" w:cs="Consolas"/>
           <w:sz w:val="20"/>
           <w:szCs w:val="20"/>
         </w:rPr>
-      </w:pPr>
-      <w:r>
-        <w:rPr>
-          <w:rFonts w:hint="default" w:ascii="Consolas" w:hAnsi="Consolas" w:cs="Consolas"/>
+        <w:t xml:space="preserve">    </w:t>
+      </w:r>
+      <w:r>
+        <w:rPr>
+          <w:rFonts w:hint="default" w:ascii="Consolas" w:hAnsi="Consolas"/>
           <w:sz w:val="20"/>
           <w:szCs w:val="20"/>
         </w:rPr>
-        <w:t xml:space="preserve">        var w0 = parseInt($logo.css('width')) || 60;</w:t>
+        <w:t>var w0 = $logo.width();</w:t>
       </w:r>
     </w:p>
     <w:p>
@@ -5194,18 +5195,18 @@
         <w:spacing w:after="0" w:line="360" w:lineRule="auto"/>
         <w:textAlignment w:val="auto"/>
         <w:rPr>
-          <w:rFonts w:hint="default" w:ascii="Consolas" w:hAnsi="Consolas" w:cs="Consolas"/>
+          <w:rFonts w:hint="default" w:ascii="Consolas" w:hAnsi="Consolas"/>
           <w:sz w:val="20"/>
           <w:szCs w:val="20"/>
         </w:rPr>
       </w:pPr>
       <w:r>
         <w:rPr>
-          <w:rFonts w:hint="default" w:ascii="Consolas" w:hAnsi="Consolas" w:cs="Consolas"/>
+          <w:rFonts w:hint="default" w:ascii="Consolas" w:hAnsi="Consolas"/>
           <w:sz w:val="20"/>
           <w:szCs w:val="20"/>
         </w:rPr>
-        <w:t xml:space="preserve">        var h0 = parseInt($logo.css('height')) || 60;</w:t>
+        <w:t xml:space="preserve">    var h0 = $logo.height();</w:t>
       </w:r>
     </w:p>
     <w:p>
@@ -5231,11 +5232,11 @@
       </w:pPr>
       <w:r>
         <w:rPr>
-          <w:rFonts w:hint="default" w:ascii="Consolas" w:hAnsi="Consolas" w:cs="Consolas"/>
+          <w:rFonts w:hint="default" w:ascii="Consolas" w:hAnsi="Consolas"/>
           <w:sz w:val="20"/>
           <w:szCs w:val="20"/>
         </w:rPr>
-        <w:t xml:space="preserve">        var ratio = h0 / w0;</w:t>
+        <w:t xml:space="preserve">    var ratio = h0 / w0;</w:t>
       </w:r>
     </w:p>
     <w:p>
@@ -5986,16 +5987,11 @@
         </w:rPr>
       </w:pPr>
       <w:r>
-        <w:rPr>
-          <w:rFonts w:hint="default" w:ascii="Times New Roman" w:hAnsi="Times New Roman" w:cs="Times New Roman"/>
-          <w:sz w:val="28"/>
-          <w:szCs w:val="28"/>
-        </w:rPr>
         <w:drawing>
           <wp:inline distT="0" distB="0" distL="114300" distR="114300">
-            <wp:extent cx="5480050" cy="695325"/>
-            <wp:effectExtent l="0" t="0" r="0" b="0"/>
-            <wp:docPr id="7" name="Изображение 7"/>
+            <wp:extent cx="5486400" cy="934720"/>
+            <wp:effectExtent l="0" t="0" r="0" b="5080"/>
+            <wp:docPr id="12" name="Изображение 2"/>
             <wp:cNvGraphicFramePr>
               <a:graphicFrameLocks xmlns:a="http://schemas.openxmlformats.org/drawingml/2006/main" noChangeAspect="1"/>
             </wp:cNvGraphicFramePr>
@@ -6003,14 +5999,13 @@
               <a:graphicData uri="http://schemas.openxmlformats.org/drawingml/2006/picture">
                 <pic:pic xmlns:pic="http://schemas.openxmlformats.org/drawingml/2006/picture">
                   <pic:nvPicPr>
-                    <pic:cNvPr id="7" name="Изображение 7"/>
+                    <pic:cNvPr id="12" name="Изображение 2"/>
                     <pic:cNvPicPr>
                       <a:picLocks noChangeAspect="1"/>
                     </pic:cNvPicPr>
                   </pic:nvPicPr>
                   <pic:blipFill>
                     <a:blip r:embed="rId13"/>
-                    <a:srcRect b="72727"/>
                     <a:stretch>
                       <a:fillRect/>
                     </a:stretch>
@@ -6018,7 +6013,7 @@
                   <pic:spPr>
                     <a:xfrm>
                       <a:off x="0" y="0"/>
-                      <a:ext cx="5480050" cy="695325"/>
+                      <a:ext cx="5486400" cy="934720"/>
                     </a:xfrm>
                     <a:prstGeom prst="rect">
                       <a:avLst/>
@@ -6090,7 +6085,7 @@
         <w:adjustRightInd/>
         <w:snapToGrid/>
         <w:spacing w:after="0" w:line="240" w:lineRule="auto"/>
-        <w:ind w:left="140" w:hanging="140" w:hangingChars="50"/>
+        <w:ind w:left="140" w:hanging="110" w:hangingChars="50"/>
         <w:textAlignment w:val="auto"/>
         <w:rPr>
           <w:rFonts w:hint="default" w:ascii="Times New Roman" w:hAnsi="Times New Roman" w:cs="Times New Roman"/>
@@ -6099,16 +6094,11 @@
         </w:rPr>
       </w:pPr>
       <w:r>
-        <w:rPr>
-          <w:rFonts w:hint="default" w:ascii="Times New Roman" w:hAnsi="Times New Roman" w:cs="Times New Roman"/>
-          <w:sz w:val="28"/>
-          <w:szCs w:val="28"/>
-        </w:rPr>
         <w:drawing>
           <wp:inline distT="0" distB="0" distL="114300" distR="114300">
-            <wp:extent cx="5480050" cy="808990"/>
+            <wp:extent cx="5486400" cy="953135"/>
             <wp:effectExtent l="0" t="0" r="0" b="0"/>
-            <wp:docPr id="8" name="Изображение 8"/>
+            <wp:docPr id="13" name="Изображение 3"/>
             <wp:cNvGraphicFramePr>
               <a:graphicFrameLocks xmlns:a="http://schemas.openxmlformats.org/drawingml/2006/main" noChangeAspect="1"/>
             </wp:cNvGraphicFramePr>
@@ -6116,14 +6106,14 @@
               <a:graphicData uri="http://schemas.openxmlformats.org/drawingml/2006/picture">
                 <pic:pic xmlns:pic="http://schemas.openxmlformats.org/drawingml/2006/picture">
                   <pic:nvPicPr>
-                    <pic:cNvPr id="8" name="Изображение 8"/>
+                    <pic:cNvPr id="13" name="Изображение 3"/>
                     <pic:cNvPicPr>
                       <a:picLocks noChangeAspect="1"/>
                     </pic:cNvPicPr>
                   </pic:nvPicPr>
                   <pic:blipFill>
                     <a:blip r:embed="rId14"/>
-                    <a:srcRect b="70887"/>
+                    <a:srcRect b="6070"/>
                     <a:stretch>
                       <a:fillRect/>
                     </a:stretch>
@@ -6131,7 +6121,7 @@
                   <pic:spPr>
                     <a:xfrm>
                       <a:off x="0" y="0"/>
-                      <a:ext cx="5480050" cy="808990"/>
+                      <a:ext cx="5486400" cy="953135"/>
                     </a:xfrm>
                     <a:prstGeom prst="rect">
                       <a:avLst/>
@@ -6147,6 +6137,8 @@
           </wp:inline>
         </w:drawing>
       </w:r>
+      <w:bookmarkStart w:id="13" w:name="_GoBack"/>
+      <w:bookmarkEnd w:id="13"/>
       <w:r>
         <w:rPr>
           <w:rFonts w:hint="default" w:ascii="Times New Roman" w:hAnsi="Times New Roman" w:cs="Times New Roman"/>
@@ -6311,6 +6303,7 @@
         <w:pageBreakBefore w:val="0"/>
         <w:widowControl/>
         <w:numPr>
+          <w:ilvl w:val="0"/>
           <w:numId w:val="0"/>
         </w:numPr>
         <w:kinsoku/>
@@ -6636,22 +6629,6 @@
                       <a:ln w="6350">
                         <a:noFill/>
                       </a:ln>
-                      <a:extLst>
-                        <a:ext uri="{909E8E84-426E-40DD-AFC4-6F175D3DCCD1}">
-                          <a14:hiddenFill xmlns:a14="http://schemas.microsoft.com/office/drawing/2010/main">
-                            <a:solidFill>
-                              <a:schemeClr val="lt1"/>
-                            </a:solidFill>
-                          </a14:hiddenFill>
-                        </a:ext>
-                        <a:ext uri="{91240B29-F687-4F45-9708-019B960494DF}">
-                          <a14:hiddenLine xmlns:a14="http://schemas.microsoft.com/office/drawing/2010/main" w="6350">
-                            <a:solidFill>
-                              <a:prstClr val="black"/>
-                            </a:solidFill>
-                          </a14:hiddenLine>
-                        </a:ext>
-                      </a:extLst>
                     </wps:spPr>
                     <wps:style>
                       <a:lnRef idx="0">
@@ -6702,7 +6679,7 @@
         </mc:Choice>
         <mc:Fallback>
           <w:pict>
-            <v:shape id="_x0000_s1026" o:spid="_x0000_s1026" o:spt="202" type="#_x0000_t202" style="position:absolute;left:0pt;margin-top:0pt;height:144pt;width:144pt;mso-position-horizontal:right;mso-position-horizontal-relative:margin;mso-wrap-style:none;z-index:251659264;mso-width-relative:page;mso-height-relative:page;" filled="f" stroked="f" coordsize="21600,21600" o:gfxdata="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">
+            <v:shape id="_x0000_s1026" o:spid="_x0000_s1026" o:spt="202" type="#_x0000_t202" style="position:absolute;left:0pt;margin-top:0pt;height:144pt;width:144pt;mso-position-horizontal:right;mso-position-horizontal-relative:margin;mso-wrap-style:none;z-index:251659264;mso-width-relative:page;mso-height-relative:page;" filled="f" stroked="f" coordsize="21600,21600" o:gfxdata="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">
               <v:fill on="f" focussize="0,0"/>
               <v:stroke on="f" weight="0.5pt"/>
               <v:imagedata o:title=""/>
@@ -19356,6 +19333,7 @@
       <w:ind w:leftChars="0"/>
     </w:pPr>
     <w:rPr>
+      <w:rFonts w:ascii="Times New Roman" w:hAnsi="Times New Roman" w:eastAsia="SimSun" w:cs="Times New Roman"/>
       <w:sz w:val="20"/>
       <w:szCs w:val="20"/>
     </w:rPr>
@@ -19367,6 +19345,7 @@
       <w:ind w:leftChars="200"/>
     </w:pPr>
     <w:rPr>
+      <w:rFonts w:ascii="Times New Roman" w:hAnsi="Times New Roman" w:eastAsia="SimSun" w:cs="Times New Roman"/>
       <w:sz w:val="20"/>
       <w:szCs w:val="20"/>
     </w:rPr>
